--- a/docs/wine-fund/contract/管理委託契約書_WineBankP5_高山様ご指摘対応_修正履歴付_20261020v2.docx
+++ b/docs/wine-fund/contract/管理委託契約書_WineBankP5_高山様ご指摘対応_修正履歴付_20261020v2.docx
@@ -287,8 +287,55 @@
         <w:ind w:left="1890" w:hanging="1260"/>
         <w:jc w:val="both"/>
       </w:pPr>
-      <w:r>
-        <w:t xml:space="preserve">報酬額：計算期間に係る本業務に対する報酬として、当該計算期間末日における全ての本件組合員の出資金の残高の合計額に年2％を乗じ、4で除した金額並びにこれにかかる消費税及び地方消費税の額。</w:t>
+      <w:commentRangeStart w:id="3"/>
+      <w:r>
+        <w:t xml:space="preserve">報酬額：</w:t>
+      </w:r>
+      <w:del w:id="40003" w:author="株式会社WineBank" w:date="2026-10-18T00:00:00Z">
+        <w:r>
+          <w:delText xml:space="preserve">計算期間に係る本業務</w:delText>
+        </w:r>
+      </w:del>
+      <w:ins w:id="40004" w:author="株式会社WineBank" w:date="2026-10-18T00:00:00Z">
+        <w:r>
+          <w:t xml:space="preserve">報告対象期間（本件匿名組合契約第12条第2項第1号に定める報告対象期間をいう。以下本条において同じ。）に係る本業務</w:t>
+        </w:r>
+      </w:ins>
+      <w:r>
+        <w:t xml:space="preserve">に対する報酬として、</w:t>
+      </w:r>
+      <w:del w:id="40005" w:author="株式会社WineBank" w:date="2026-10-18T00:00:00Z">
+        <w:r>
+          <w:delText xml:space="preserve">当該計算期間末日</w:delText>
+        </w:r>
+      </w:del>
+      <w:ins w:id="40006" w:author="株式会社WineBank" w:date="2026-10-18T00:00:00Z">
+        <w:r>
+          <w:t xml:space="preserve">当該報告対象期間末日</w:t>
+        </w:r>
+      </w:ins>
+      <w:r>
+        <w:t xml:space="preserve">における全ての本件組合員の出資金の残高の合計額に年2％を乗じ、</w:t>
+      </w:r>
+      <w:del w:id="40007" w:author="株式会社WineBank" w:date="2026-10-18T00:00:00Z">
+        <w:r>
+          <w:delText xml:space="preserve">4で除した金額</w:delText>
+        </w:r>
+      </w:del>
+      <w:ins w:id="40008" w:author="株式会社WineBank" w:date="2026-10-18T00:00:00Z">
+        <w:r>
+          <w:t xml:space="preserve">2で除した金額</w:t>
+        </w:r>
+      </w:ins>
+      <w:r>
+        <w:t xml:space="preserve">並びにこれにかかる消費税及び地方消費税の額。</w:t>
+      </w:r>
+      <w:commentRangeEnd w:id="3"/>
+      <w:r>
+        <w:rPr>
+          <w:rStyle w:val="CommentReference"/>
+        </w:rPr>
+        <w:commentReference w:id="3"/>
       </w:r>
     </w:p>
     <w:p>
@@ -301,7 +348,33 @@
         <w:jc w:val="both"/>
       </w:pPr>
       <w:r>
-        <w:t xml:space="preserve">支払期限：計算期間ごとに、その計算期間末日の翌月25日（但し、当該日が営業日でない場合は、その直前の営業日とする。）まで（なお、本契約終了日を計算期間末日とする計算期間の場合は計算期間末日から速やかに）。</w:t>
+        <w:t xml:space="preserve">支払期限：</w:t>
+      </w:r>
+      <w:del w:id="40009" w:author="株式会社WineBank" w:date="2026-10-18T00:00:00Z">
+        <w:r>
+          <w:delText xml:space="preserve">計算期間ごとに、その計算期間末日</w:delText>
+        </w:r>
+      </w:del>
+      <w:ins w:id="40010" w:author="株式会社WineBank" w:date="2026-10-18T00:00:00Z">
+        <w:r>
+          <w:t xml:space="preserve">報告対象期間ごとに、その報告対象期間末日</w:t>
+        </w:r>
+      </w:ins>
+      <w:r>
+        <w:t xml:space="preserve">の翌月25日（但し、当該日が営業日でない場合は、その直前の営業日とする。）まで（なお、</w:t>
+      </w:r>
+      <w:del w:id="40011" w:author="株式会社WineBank" w:date="2026-10-18T00:00:00Z">
+        <w:r>
+          <w:delText xml:space="preserve">本契約終了日を計算期間末日とする計算期間の場合は計算期間末日から</w:delText>
+        </w:r>
+      </w:del>
+      <w:ins w:id="40012" w:author="株式会社WineBank" w:date="2026-10-18T00:00:00Z">
+        <w:r>
+          <w:t xml:space="preserve">本契約終了日を報告対象期間末日とする報告対象期間の場合は報告対象期間末日から</w:t>
+        </w:r>
+      </w:ins>
+      <w:r>
+        <w:t xml:space="preserve">速やかに）。</w:t>
       </w:r>
     </w:p>
     <w:p>
@@ -311,7 +384,46 @@
         <w:jc w:val="both"/>
       </w:pPr>
       <w:r>
-        <w:t xml:space="preserve">また、計算期間が3ヶ月に満たない場合は、前記の報酬額は、当該計算期間末日における全ての本件組合員の出資金の残高の合計額に年2％を乗じた金額を1年を365日とする当該計算期間の日数により日割計算した金額（1円未満の端数を切捨て）並びにこれにかかる消費税及び地方消費税の額とする。</w:t>
+        <w:t xml:space="preserve">また、</w:t>
+      </w:r>
+      <w:del w:id="40013" w:author="株式会社WineBank" w:date="2026-10-18T00:00:00Z">
+        <w:r>
+          <w:delText xml:space="preserve">計算期間が3ヶ月に満たない場合</w:delText>
+        </w:r>
+      </w:del>
+      <w:ins w:id="40014" w:author="株式会社WineBank" w:date="2026-10-18T00:00:00Z">
+        <w:r>
+          <w:t xml:space="preserve">報告対象期間が6ヶ月に満たない場合</w:t>
+        </w:r>
+      </w:ins>
+      <w:r>
+        <w:t xml:space="preserve">は、前記の報酬額は、</w:t>
+      </w:r>
+      <w:del w:id="40015" w:author="株式会社WineBank" w:date="2026-10-18T00:00:00Z">
+        <w:r>
+          <w:delText xml:space="preserve">当該計算期間末日</w:delText>
+        </w:r>
+      </w:del>
+      <w:ins w:id="40016" w:author="株式会社WineBank" w:date="2026-10-18T00:00:00Z">
+        <w:r>
+          <w:t xml:space="preserve">当該報告対象期間末日</w:t>
+        </w:r>
+      </w:ins>
+      <w:r>
+        <w:t xml:space="preserve">における全ての本件組合員の出資金の残高の合計額に年2％を乗じた金額を1年を365日とする</w:t>
+      </w:r>
+      <w:del w:id="40017" w:author="株式会社WineBank" w:date="2026-10-18T00:00:00Z">
+        <w:r>
+          <w:delText xml:space="preserve">当該計算期間の日数</w:delText>
+        </w:r>
+      </w:del>
+      <w:ins w:id="40018" w:author="株式会社WineBank" w:date="2026-10-18T00:00:00Z">
+        <w:r>
+          <w:t xml:space="preserve">当該報告対象期間の日数</w:t>
+        </w:r>
+      </w:ins>
+      <w:r>
+        <w:t xml:space="preserve">により日割計算した金額（1円未満の端数を切捨て）並びにこれにかかる消費税及び地方消費税の額とする。</w:t>
       </w:r>
     </w:p>
     <w:p>
@@ -326,7 +438,7 @@
       <w:commentRangeStart w:id="0"/>
       <w:ins w:id="40002" w:author="株式会社WineBank" w:date="2026-10-18T00:00:00Z">
         <w:r>
-          <w:t xml:space="preserve">なお、本件匿名組合契約第16条第10項に定める清算期間（同条第12項に基づき延長された期間を含む。）に属する計算期間については、本項中「全ての本件組合員の出資金の残高の合計額」とあるのは「本財産たるワインその他の酒類の取得価額の合計額」と読み替える。</w:t>
+          <w:t xml:space="preserve">なお、本件匿名組合契約第16条第10項に定める清算期間（同条第12項に基づき延長された期間を含む。）に属する報告対象期間については、本項中「全ての本件組合員の出資金の残高の合計額」とあるのは「本財産たるワインその他の酒類の取得価額の合計額」と読み替える。</w:t>
         </w:r>
       </w:ins>
       <w:commentRangeEnd w:id="0"/>
@@ -437,12 +549,12 @@
       <w:r>
         <w:t xml:space="preserve">2　委託者は、</w:t>
       </w:r>
-      <w:del w:id="40003" w:author="株式会社WineBank" w:date="2026-10-18T00:00:00Z">
+      <w:del w:id="40019" w:author="株式会社WineBank" w:date="2026-10-18T00:00:00Z">
         <w:r>
           <w:delText xml:space="preserve">本事業の遂行に必要な費用（ワインの保管料、輸送費、保険料、販売手数料、オークション手数料その他本件匿名組合契約において本事業の費用とされるものをいい、</w:delText>
         </w:r>
       </w:del>
-      <w:ins w:id="40004" w:author="株式会社WineBank" w:date="2026-10-18T00:00:00Z">
+      <w:ins w:id="40020" w:author="株式会社WineBank" w:date="2026-10-18T00:00:00Z">
         <w:r>
           <w:t xml:space="preserve">本件匿名組合契約第11条第3項に定める費用（</w:t>
         </w:r>
@@ -474,10 +586,10 @@
         <w:ind w:left="210" w:hanging="210"/>
         <w:jc w:val="both"/>
         <w:rPr>
-          <w:ins w:id="40005" w:author="株式会社WineBank" w:date="2026-10-18T00:00:00Z"/>
+          <w:ins w:id="40021" w:author="株式会社WineBank" w:date="2026-10-18T00:00:00Z"/>
         </w:rPr>
       </w:pPr>
-      <w:ins w:id="40006" w:author="株式会社WineBank" w:date="2026-10-18T00:00:00Z">
+      <w:ins w:id="40022" w:author="株式会社WineBank" w:date="2026-10-18T00:00:00Z">
         <w:r>
           <w:t xml:space="preserve">4　受託者は、電子商取引に係る広告費、集客費、システムの開発及び保守に係る費用その他受託者の営業に係る費用を負担し、委託者に請求しない。受託者又はその関係者が運営する電子商取引サイト又はオークションを通じて本財産を販売する場合の手数料の上限及び各事業年度の販売手数料及び決済手数料の合計額の上限は、本件匿名組合契約第11条第5項及び第6項に定めるところによる。</w:t>
         </w:r>
@@ -502,12 +614,12 @@
       <w:r>
         <w:t xml:space="preserve">受託者は、本業務のうち①本事業の運営業務並びに②本財産の運用及び管理の業務について、</w:t>
       </w:r>
-      <w:del w:id="40007" w:author="株式会社WineBank" w:date="2026-10-18T00:00:00Z">
+      <w:del w:id="40023" w:author="株式会社WineBank" w:date="2026-10-18T00:00:00Z">
         <w:r>
           <w:delText xml:space="preserve">各計算期間（契約終了日に係る計算期間を含む。）</w:delText>
         </w:r>
       </w:del>
-      <w:ins w:id="40008" w:author="株式会社WineBank" w:date="2026-10-18T00:00:00Z">
+      <w:ins w:id="40024" w:author="株式会社WineBank" w:date="2026-10-18T00:00:00Z">
         <w:r>
           <w:t xml:space="preserve">各報告対象期間（本件匿名組合契約第12条第2項第1号に定める報告対象期間をいい、契約終了日に係るものを含む。）</w:t>
         </w:r>
@@ -515,12 +627,12 @@
       <w:r>
         <w:t xml:space="preserve">末日の翌月25日までに、委託者に対し、以下の事項を含む</w:t>
       </w:r>
-      <w:del w:id="40009" w:author="株式会社WineBank" w:date="2026-10-18T00:00:00Z">
+      <w:del w:id="40025" w:author="株式会社WineBank" w:date="2026-10-18T00:00:00Z">
         <w:r>
           <w:delText xml:space="preserve">当該計算期間における</w:delText>
         </w:r>
       </w:del>
-      <w:ins w:id="40010" w:author="株式会社WineBank" w:date="2026-10-18T00:00:00Z">
+      <w:ins w:id="40026" w:author="株式会社WineBank" w:date="2026-10-18T00:00:00Z">
         <w:r>
           <w:t xml:space="preserve">当該報告対象期間における</w:t>
         </w:r>
@@ -545,12 +657,12 @@
       <w:r>
         <w:t xml:space="preserve">(1)　</w:t>
       </w:r>
-      <w:del w:id="40011" w:author="株式会社WineBank" w:date="2026-10-18T00:00:00Z">
+      <w:del w:id="40027" w:author="株式会社WineBank" w:date="2026-10-18T00:00:00Z">
         <w:r>
           <w:delText xml:space="preserve">当該計算期間</w:delText>
         </w:r>
       </w:del>
-      <w:ins w:id="40012" w:author="株式会社WineBank" w:date="2026-10-18T00:00:00Z">
+      <w:ins w:id="40028" w:author="株式会社WineBank" w:date="2026-10-18T00:00:00Z">
         <w:r>
           <w:t xml:space="preserve">当該報告対象期間</w:t>
         </w:r>
@@ -568,12 +680,12 @@
       <w:r>
         <w:t xml:space="preserve">(2)　</w:t>
       </w:r>
-      <w:del w:id="40013" w:author="株式会社WineBank" w:date="2026-10-18T00:00:00Z">
+      <w:del w:id="40029" w:author="株式会社WineBank" w:date="2026-10-18T00:00:00Z">
         <w:r>
           <w:delText xml:space="preserve">当該計算期間</w:delText>
         </w:r>
       </w:del>
-      <w:ins w:id="40014" w:author="株式会社WineBank" w:date="2026-10-18T00:00:00Z">
+      <w:ins w:id="40030" w:author="株式会社WineBank" w:date="2026-10-18T00:00:00Z">
         <w:r>
           <w:t xml:space="preserve">当該報告対象期間</w:t>
         </w:r>
@@ -591,12 +703,12 @@
       <w:r>
         <w:t xml:space="preserve">(3)　</w:t>
       </w:r>
-      <w:del w:id="40015" w:author="株式会社WineBank" w:date="2026-10-18T00:00:00Z">
+      <w:del w:id="40031" w:author="株式会社WineBank" w:date="2026-10-18T00:00:00Z">
         <w:r>
           <w:delText xml:space="preserve">当該計算期間</w:delText>
         </w:r>
       </w:del>
-      <w:ins w:id="40016" w:author="株式会社WineBank" w:date="2026-10-18T00:00:00Z">
+      <w:ins w:id="40032" w:author="株式会社WineBank" w:date="2026-10-18T00:00:00Z">
         <w:r>
           <w:t xml:space="preserve">当該報告対象期間</w:t>
         </w:r>
@@ -615,12 +727,12 @@
       <w:r>
         <w:t xml:space="preserve">(4)　</w:t>
       </w:r>
-      <w:del w:id="40017" w:author="株式会社WineBank" w:date="2026-10-18T00:00:00Z">
+      <w:del w:id="40033" w:author="株式会社WineBank" w:date="2026-10-18T00:00:00Z">
         <w:r>
           <w:delText xml:space="preserve">当該計算期間</w:delText>
         </w:r>
       </w:del>
-      <w:ins w:id="40018" w:author="株式会社WineBank" w:date="2026-10-18T00:00:00Z">
+      <w:ins w:id="40034" w:author="株式会社WineBank" w:date="2026-10-18T00:00:00Z">
         <w:r>
           <w:t xml:space="preserve">当該報告対象期間</w:t>
         </w:r>
@@ -646,10 +758,10 @@
         <w:ind w:left="420" w:hanging="420"/>
         <w:jc w:val="both"/>
         <w:rPr>
-          <w:ins w:id="40019" w:author="株式会社WineBank" w:date="2026-10-18T00:00:00Z"/>
+          <w:ins w:id="40035" w:author="株式会社WineBank" w:date="2026-10-18T00:00:00Z"/>
         </w:rPr>
       </w:pPr>
-      <w:ins w:id="40020" w:author="株式会社WineBank" w:date="2026-10-18T00:00:00Z">
+      <w:ins w:id="40036" w:author="株式会社WineBank" w:date="2026-10-18T00:00:00Z">
         <w:r>
           <w:t xml:space="preserve">(6)　本件匿名組合契約第12条第7項に定める滞留在庫の状況及び評価減の内容</w:t>
         </w:r>
@@ -1084,7 +1196,7 @@
       <w:r>
         <w:t xml:space="preserve">3　受託者は、本業務の遂行にあたり、本件匿名組合契約第5条の2（受託者等からの取得価格の公正性）、第5条の3及び別紙3（在庫配分方針）、第16条第10項から第14項まで（残存在庫の換価）その他本件匿名組合契約において委託者が遵守すべき事項に従うものとする。また、受託者は、委託者が本件匿名組合契約第12条に基づき行う本件組合員による閲覧への対応、報告書の作成及び合意された手続（AUP）の実施に必要な資料の提供その他の協力を行う。</w:t>
       </w:r>
-      <w:ins w:id="40021" w:author="株式会社WineBank" w:date="2026-10-18T00:00:00Z">
+      <w:ins w:id="40037" w:author="株式会社WineBank" w:date="2026-10-18T00:00:00Z">
         <w:r>
           <w:t xml:space="preserve">また、受託者は、本件匿名組合契約第3条の2第3項及び第8項（現物出資財産の帳簿価額の開示及び表明保証）、第11条第4項から第6項まで（費用の負担及び手数料の上限）並びに第12条第6項及び第7項（データルーム及び滞留在庫）に定める事項に従い、AUPにおける銀行残高確認、関連当事者取引の確認及び実地棚卸への立会に協力する。</w:t>
         </w:r>
@@ -2021,7 +2133,7 @@
 
 <file path=word/comments.xml><?xml version="1.0" encoding="utf-8"?>
 <w:comments xmlns:wpc="http://schemas.microsoft.com/office/word/2010/wordprocessingCanvas" xmlns:cx="http://schemas.microsoft.com/office/drawing/2014/chartex" xmlns:cx1="http://schemas.microsoft.com/office/drawing/2015/9/8/chartex" xmlns:cx2="http://schemas.microsoft.com/office/drawing/2015/10/21/chartex" xmlns:cx3="http://schemas.microsoft.com/office/drawing/2016/5/9/chartex" xmlns:cx4="http://schemas.microsoft.com/office/drawing/2016/5/10/chartex" xmlns:cx5="http://schemas.microsoft.com/office/drawing/2016/5/11/chartex" xmlns:cx6="http://schemas.microsoft.com/office/drawing/2016/5/12/chartex" xmlns:cx7="http://schemas.microsoft.com/office/drawing/2016/5/13/chartex" xmlns:cx8="http://schemas.microsoft.com/office/drawing/2016/5/14/chartex" xmlns:mc="http://schemas.openxmlformats.org/markup-compatibility/2006" xmlns:aink="http://schemas.microsoft.com/office/drawing/2016/ink" xmlns:am3d="http://schemas.microsoft.com/office/drawing/2017/model3d" xmlns:o="urn:schemas-microsoft-com:office:office" xmlns:oel="http://schemas.microsoft.com/office/2019/extlst" xmlns:r="http://schemas.openxmlformats.org/officeDocument/2006/relationships" xmlns:m="http://schemas.openxmlformats.org/officeDocument/2006/math" xmlns:v="urn:schemas-microsoft-com:vml" xmlns:wp14="http://schemas.microsoft.com/office/word/2010/wordprocessingDrawing" xmlns:wp="http://schemas.openxmlformats.org/drawingml/2006/wordprocessingDrawing" xmlns:w10="urn:schemas-microsoft-com:office:word" xmlns:w="http://schemas.openxmlformats.org/wordprocessingml/2006/main" xmlns:w14="http://schemas.microsoft.com/office/word/2010/wordml" xmlns:w15="http://schemas.microsoft.com/office/word/2012/wordml" xmlns:w16cex="http://schemas.microsoft.com/office/word/2018/wordml/cex" xmlns:w16cid="http://schemas.microsoft.com/office/word/2016/wordml/cid" xmlns:w16="http://schemas.microsoft.com/office/word/2018/wordml" xmlns:w16du="http://schemas.microsoft.com/office/word/2023/wordml/word16du" xmlns:w16sdtdh="http://schemas.microsoft.com/office/word/2020/wordml/sdtdatahash" xmlns:w16sdtfl="http://schemas.microsoft.com/office/word/2024/wordml/sdtformatlock" xmlns:w16se="http://schemas.microsoft.com/office/word/2015/wordml/symex" xmlns:wpg="http://schemas.microsoft.com/office/word/2010/wordprocessingGroup" xmlns:wpi="http://schemas.microsoft.com/office/word/2010/wordprocessingInk" xmlns:wne="http://schemas.microsoft.com/office/word/2006/wordml" xmlns:wps="http://schemas.microsoft.com/office/word/2010/wordprocessingShape" mc:Ignorable="w14 w15 w16se w16cid w16 w16cex w16sdtdh w16sdtfl w16du wp14">
-  <w:comment w:id="0" w:author="株式会社WineBank" w:date="2026-10-18T04:47:13Z" w:initials="WB">
+  <w:comment w:id="0" w:author="株式会社WineBank" w:date="2026-10-19T07:29:03Z" w:initials="WB">
     <w:p>
       <w:r>
         <w:rPr>
@@ -2039,7 +2151,7 @@
       </w:r>
     </w:p>
   </w:comment>
-  <w:comment w:id="1" w:author="株式会社WineBank" w:date="2026-10-18T04:47:13Z" w:initials="WB">
+  <w:comment w:id="1" w:author="株式会社WineBank" w:date="2026-10-19T07:29:03Z" w:initials="WB">
     <w:p>
       <w:r>
         <w:rPr>
@@ -2057,7 +2169,7 @@
       </w:r>
     </w:p>
   </w:comment>
-  <w:comment w:id="2" w:author="株式会社WineBank" w:date="2026-10-18T04:47:13Z" w:initials="WB">
+  <w:comment w:id="2" w:author="株式会社WineBank" w:date="2026-10-19T07:29:03Z" w:initials="WB">
     <w:p>
       <w:r>
         <w:rPr>
@@ -2075,30 +2187,51 @@
       </w:r>
     </w:p>
   </w:comment>
+  <w:comment w:id="3" w:author="株式会社WineBank" w:date="2026-10-19T07:29:04Z" w:initials="WB">
+    <w:p>
+      <w:r>
+        <w:rPr>
+          <w:rStyle w:val="CommentReference"/>
+        </w:rPr>
+        <w:annotationRef/>
+      </w:r>
+      <w:r>
+        <w:rPr>
+          <w:color w:val="000000"/>
+          <w:sz w:val="20"/>
+          <w:szCs w:val="20"/>
+        </w:rPr>
+        <w:t xml:space="preserve">管理報酬は年2%を半期ごとに1%お支払いする形に改めました（匿名組合契約第11条第2項と同じ）。</w:t>
+      </w:r>
+    </w:p>
+  </w:comment>
 </w:comments>
 </file>
 
 <file path=word/commentsExtended.xml><?xml version="1.0" encoding="utf-8"?>
 <w15:commentsEx xmlns:wpc="http://schemas.microsoft.com/office/word/2010/wordprocessingCanvas" xmlns:cx="http://schemas.microsoft.com/office/drawing/2014/chartex" xmlns:cx1="http://schemas.microsoft.com/office/drawing/2015/9/8/chartex" xmlns:cx2="http://schemas.microsoft.com/office/drawing/2015/10/21/chartex" xmlns:cx3="http://schemas.microsoft.com/office/drawing/2016/5/9/chartex" xmlns:cx4="http://schemas.microsoft.com/office/drawing/2016/5/10/chartex" xmlns:cx5="http://schemas.microsoft.com/office/drawing/2016/5/11/chartex" xmlns:cx6="http://schemas.microsoft.com/office/drawing/2016/5/12/chartex" xmlns:cx7="http://schemas.microsoft.com/office/drawing/2016/5/13/chartex" xmlns:cx8="http://schemas.microsoft.com/office/drawing/2016/5/14/chartex" xmlns:mc="http://schemas.openxmlformats.org/markup-compatibility/2006" xmlns:aink="http://schemas.microsoft.com/office/drawing/2016/ink" xmlns:am3d="http://schemas.microsoft.com/office/drawing/2017/model3d" xmlns:o="urn:schemas-microsoft-com:office:office" xmlns:oel="http://schemas.microsoft.com/office/2019/extlst" xmlns:r="http://schemas.openxmlformats.org/officeDocument/2006/relationships" xmlns:m="http://schemas.openxmlformats.org/officeDocument/2006/math" xmlns:v="urn:schemas-microsoft-com:vml" xmlns:wp14="http://schemas.microsoft.com/office/word/2010/wordprocessingDrawing" xmlns:wp="http://schemas.openxmlformats.org/drawingml/2006/wordprocessingDrawing" xmlns:w10="urn:schemas-microsoft-com:office:word" xmlns:w="http://schemas.openxmlformats.org/wordprocessingml/2006/main" xmlns:w14="http://schemas.microsoft.com/office/word/2010/wordml" xmlns:w15="http://schemas.microsoft.com/office/word/2012/wordml" xmlns:w16cex="http://schemas.microsoft.com/office/word/2018/wordml/cex" xmlns:w16cid="http://schemas.microsoft.com/office/word/2016/wordml/cid" xmlns:w16="http://schemas.microsoft.com/office/word/2018/wordml" xmlns:w16du="http://schemas.microsoft.com/office/word/2023/wordml/word16du" xmlns:w16sdtdh="http://schemas.microsoft.com/office/word/2020/wordml/sdtdatahash" xmlns:w16sdtfl="http://schemas.microsoft.com/office/word/2024/wordml/sdtformatlock" xmlns:w16se="http://schemas.microsoft.com/office/word/2015/wordml/symex" xmlns:wpg="http://schemas.microsoft.com/office/word/2010/wordprocessingGroup" xmlns:wpi="http://schemas.microsoft.com/office/word/2010/wordprocessingInk" xmlns:wne="http://schemas.microsoft.com/office/word/2006/wordml" xmlns:wps="http://schemas.microsoft.com/office/word/2010/wordprocessingShape" mc:Ignorable="w14 w15 w16se w16cid w16 w16cex w16sdtdh w16sdtfl w16du wp14">
-  <w15:commentEx w15:paraId="1C210B69" w15:done="0"/>
-  <w15:commentEx w15:paraId="7E752C2B" w15:done="0"/>
-  <w15:commentEx w15:paraId="4E7CF366" w15:done="0"/>
+  <w15:commentEx w15:paraId="2FEB7E3F" w15:done="0"/>
+  <w15:commentEx w15:paraId="5B393A1E" w15:done="0"/>
+  <w15:commentEx w15:paraId="05F4220C" w15:done="0"/>
+  <w15:commentEx w15:paraId="231B26DB" w15:done="0"/>
 </w15:commentsEx>
 </file>
 
 <file path=word/commentsExtensible.xml><?xml version="1.0" encoding="utf-8"?>
 <w16cex:commentsExtensible xmlns:wpc="http://schemas.microsoft.com/office/word/2010/wordprocessingCanvas" xmlns:cx="http://schemas.microsoft.com/office/drawing/2014/chartex" xmlns:cx1="http://schemas.microsoft.com/office/drawing/2015/9/8/chartex" xmlns:cx2="http://schemas.microsoft.com/office/drawing/2015/10/21/chartex" xmlns:cx3="http://schemas.microsoft.com/office/drawing/2016/5/9/chartex" xmlns:cx4="http://schemas.microsoft.com/office/drawing/2016/5/10/chartex" xmlns:cx5="http://schemas.microsoft.com/office/drawing/2016/5/11/chartex" xmlns:cx6="http://schemas.microsoft.com/office/drawing/2016/5/12/chartex" xmlns:cx7="http://schemas.microsoft.com/office/drawing/2016/5/13/chartex" xmlns:cx8="http://schemas.microsoft.com/office/drawing/2016/5/14/chartex" xmlns:cr="http://schemas.microsoft.com/office/comments/2020/reactions" xmlns:mc="http://schemas.openxmlformats.org/markup-compatibility/2006" xmlns:aink="http://schemas.microsoft.com/office/drawing/2016/ink" xmlns:am3d="http://schemas.microsoft.com/office/drawing/2017/model3d" xmlns:o="urn:schemas-microsoft-com:office:office" xmlns:oel="http://schemas.microsoft.com/office/2019/extlst" xmlns:r="http://schemas.openxmlformats.org/officeDocument/2006/relationships" xmlns:m="http://schemas.openxmlformats.org/officeDocument/2006/math" xmlns:v="urn:schemas-microsoft-com:vml" xmlns:wp14="http://schemas.microsoft.com/office/word/2010/wordprocessingDrawing" xmlns:wp="http://schemas.openxmlformats.org/drawingml/2006/wordprocessingDrawing" xmlns:w10="urn:schemas-microsoft-com:office:word" xmlns:w="http://schemas.openxmlformats.org/wordprocessingml/2006/main" xmlns:w14="http://schemas.microsoft.com/office/word/2010/wordml" xmlns:w15="http://schemas.microsoft.com/office/word/2012/wordml" xmlns:w16cex="http://schemas.microsoft.com/office/word/2018/wordml/cex" xmlns:w16cid="http://schemas.microsoft.com/office/word/2016/wordml/cid" xmlns:w16="http://schemas.microsoft.com/office/word/2018/wordml" xmlns:w16du="http://schemas.microsoft.com/office/word/2023/wordml/word16du" xmlns:w16sdtdh="http://schemas.microsoft.com/office/word/2020/wordml/sdtdatahash" xmlns:w16sdtfl="http://schemas.microsoft.com/office/word/2024/wordml/sdtformatlock" xmlns:w16se="http://schemas.microsoft.com/office/word/2015/wordml/symex" xmlns:wpg="http://schemas.microsoft.com/office/word/2010/wordprocessingGroup" xmlns:wpi="http://schemas.microsoft.com/office/word/2010/wordprocessingInk" xmlns:wne="http://schemas.microsoft.com/office/word/2006/wordml" xmlns:wps="http://schemas.microsoft.com/office/word/2010/wordprocessingShape" mc:Ignorable="w14 w15 w16se w16cid w16 w16cex w16sdtdh w16sdtfl cr w16du wp14">
-  <w16cex:commentExtensible w16cex:durableId="2E252323" w16cex:dateUtc="2026-10-18T04:47:13Z"/>
-  <w16cex:commentExtensible w16cex:durableId="0A9CAAF3" w16cex:dateUtc="2026-10-18T04:47:13Z"/>
-  <w16cex:commentExtensible w16cex:durableId="36A01143" w16cex:dateUtc="2026-10-18T04:47:13Z"/>
+  <w16cex:commentExtensible w16cex:durableId="2E83E47C" w16cex:dateUtc="2026-10-19T07:29:03Z"/>
+  <w16cex:commentExtensible w16cex:durableId="7E09ED39" w16cex:dateUtc="2026-10-19T07:29:03Z"/>
+  <w16cex:commentExtensible w16cex:durableId="6C63EBE6" w16cex:dateUtc="2026-10-19T07:29:03Z"/>
+  <w16cex:commentExtensible w16cex:durableId="371AF2F1" w16cex:dateUtc="2026-10-19T07:29:04Z"/>
 </w16cex:commentsExtensible>
 </file>
 
 <file path=word/commentsIds.xml><?xml version="1.0" encoding="utf-8"?>
 <w16cid:commentsIds xmlns:wpc="http://schemas.microsoft.com/office/word/2010/wordprocessingCanvas" xmlns:cx="http://schemas.microsoft.com/office/drawing/2014/chartex" xmlns:cx1="http://schemas.microsoft.com/office/drawing/2015/9/8/chartex" xmlns:cx2="http://schemas.microsoft.com/office/drawing/2015/10/21/chartex" xmlns:cx3="http://schemas.microsoft.com/office/drawing/2016/5/9/chartex" xmlns:cx4="http://schemas.microsoft.com/office/drawing/2016/5/10/chartex" xmlns:cx5="http://schemas.microsoft.com/office/drawing/2016/5/11/chartex" xmlns:cx6="http://schemas.microsoft.com/office/drawing/2016/5/12/chartex" xmlns:cx7="http://schemas.microsoft.com/office/drawing/2016/5/13/chartex" xmlns:cx8="http://schemas.microsoft.com/office/drawing/2016/5/14/chartex" xmlns:mc="http://schemas.openxmlformats.org/markup-compatibility/2006" xmlns:aink="http://schemas.microsoft.com/office/drawing/2016/ink" xmlns:am3d="http://schemas.microsoft.com/office/drawing/2017/model3d" xmlns:o="urn:schemas-microsoft-com:office:office" xmlns:oel="http://schemas.microsoft.com/office/2019/extlst" xmlns:r="http://schemas.openxmlformats.org/officeDocument/2006/relationships" xmlns:m="http://schemas.openxmlformats.org/officeDocument/2006/math" xmlns:v="urn:schemas-microsoft-com:vml" xmlns:wp14="http://schemas.microsoft.com/office/word/2010/wordprocessingDrawing" xmlns:wp="http://schemas.openxmlformats.org/drawingml/2006/wordprocessingDrawing" xmlns:w10="urn:schemas-microsoft-com:office:word" xmlns:w="http://schemas.openxmlformats.org/wordprocessingml/2006/main" xmlns:w14="http://schemas.microsoft.com/office/word/2010/wordml" xmlns:w15="http://schemas.microsoft.com/office/word/2012/wordml" xmlns:w16cex="http://schemas.microsoft.com/office/word/2018/wordml/cex" xmlns:w16cid="http://schemas.microsoft.com/office/word/2016/wordml/cid" xmlns:w16="http://schemas.microsoft.com/office/word/2018/wordml" xmlns:w16du="http://schemas.microsoft.com/office/word/2023/wordml/word16du" xmlns:w16sdtdh="http://schemas.microsoft.com/office/word/2020/wordml/sdtdatahash" xmlns:w16sdtfl="http://schemas.microsoft.com/office/word/2024/wordml/sdtformatlock" xmlns:w16se="http://schemas.microsoft.com/office/word/2015/wordml/symex" xmlns:wpg="http://schemas.microsoft.com/office/word/2010/wordprocessingGroup" xmlns:wpi="http://schemas.microsoft.com/office/word/2010/wordprocessingInk" xmlns:wne="http://schemas.microsoft.com/office/word/2006/wordml" xmlns:wps="http://schemas.microsoft.com/office/word/2010/wordprocessingShape" mc:Ignorable="w14 w15 w16se w16cid w16 w16cex w16sdtdh w16sdtfl w16du wp14">
-  <w16cid:commentId w16cid:paraId="1C210B69" w16cid:durableId="2E252323"/>
-  <w16cid:commentId w16cid:paraId="7E752C2B" w16cid:durableId="0A9CAAF3"/>
-  <w16cid:commentId w16cid:paraId="4E7CF366" w16cid:durableId="36A01143"/>
+  <w16cid:commentId w16cid:paraId="2FEB7E3F" w16cid:durableId="2E83E47C"/>
+  <w16cid:commentId w16cid:paraId="5B393A1E" w16cid:durableId="7E09ED39"/>
+  <w16cid:commentId w16cid:paraId="05F4220C" w16cid:durableId="6C63EBE6"/>
+  <w16cid:commentId w16cid:paraId="231B26DB" w16cid:durableId="371AF2F1"/>
 </w16cid:commentsIds>
 </file>
 
